--- a/Foreground Masking/documentation/Global Photutils Foreground Candidate Report Documentation.docx
+++ b/Foreground Masking/documentation/Global Photutils Foreground Candidate Report Documentation.docx
@@ -254,7 +254,7 @@
           </w:tcPr>
           <w:p>
             <w:r>
-              <w:t>2026-07-06</w:t>
+              <w:t>2026-07-08</w:t>
             </w:r>
           </w:p>
         </w:tc>
@@ -1509,7 +1509,7 @@
           </w:tcPr>
           <w:p>
             <w:r>
-              <w:t>Writes {galaxy_name}_photutils_global_foreground_removed.pdf for the selected calibration/test galaxies.</w:t>
+              <w:t>Writes {galaxy_name}_fg_removed_global.pdf and {galaxy_name}_fg_removed_global.png for the selected calibration/test galaxies.</w:t>
             </w:r>
           </w:p>
         </w:tc>
@@ -2703,7 +2703,7 @@
               <w:rPr>
                 <w:b/>
               </w:rPr>
-              <w:t>global_photutils_auto_tuned/{galaxy_name}_foreground_removed.pdf</w:t>
+              <w:t>global_photutils_auto_tuned/{galaxy_name}_fg_removed_global.pdf and .png</w:t>
             </w:r>
           </w:p>
         </w:tc>
@@ -2720,7 +2720,7 @@
           </w:tcPr>
           <w:p>
             <w:r>
-              <w:t>Current all-galaxy global Photutils comparison reports. The filename suffix is shared with the spike-gated run for easy visual pairing.</w:t>
+              <w:t>Current all-galaxy global Photutils comparison reports. The method suffix distinguishes these from spike-gated outputs.</w:t>
             </w:r>
           </w:p>
         </w:tc>
@@ -2789,7 +2789,7 @@
               <w:rPr>
                 <w:b/>
               </w:rPr>
-              <w:t>{galaxy_name}_photutils_global_foreground_removed.pdf</w:t>
+              <w:t>{galaxy_name}_fg_removed_global.pdf and .png</w:t>
             </w:r>
           </w:p>
         </w:tc>

--- a/Foreground Masking/documentation/Global Photutils Foreground Candidate Report Documentation.docx
+++ b/Foreground Masking/documentation/Global Photutils Foreground Candidate Report Documentation.docx
@@ -254,7 +254,7 @@
           </w:tcPr>
           <w:p>
             <w:r>
-              <w:t>2026-07-08</w:t>
+              <w:t>2026-07-19</w:t>
             </w:r>
           </w:p>
         </w:tc>
@@ -2136,7 +2136,7 @@
           </w:tcPr>
           <w:p>
             <w:r>
-              <w:t>12.0</w:t>
+              <w:t>8.0</w:t>
             </w:r>
           </w:p>
         </w:tc>
@@ -2153,7 +2153,7 @@
           </w:tcPr>
           <w:p>
             <w:r>
-              <w:t>Suppresses compact residuals too close to the galaxy centre.</w:t>
+              <w:t>Rejects candidates whose dilated footprint touches the deprojected central exclusion zone.</w:t>
             </w:r>
           </w:p>
         </w:tc>

--- a/Foreground Masking/documentation/Global Photutils Foreground Candidate Report Documentation.docx
+++ b/Foreground Masking/documentation/Global Photutils Foreground Candidate Report Documentation.docx
@@ -254,7 +254,7 @@
           </w:tcPr>
           <w:p>
             <w:r>
-              <w:t>2026-07-19</w:t>
+              <w:t>2026-07-22</w:t>
             </w:r>
           </w:p>
         </w:tc>
@@ -1509,7 +1509,7 @@
           </w:tcPr>
           <w:p>
             <w:r>
-              <w:t>Writes {galaxy_name}_fg_removed_global.pdf and {galaxy_name}_fg_removed_global.png for the selected calibration/test galaxies.</w:t>
+              <w:t>Writes {galaxy_name}_fg_removed_global.png for the selected calibration/test galaxies.</w:t>
             </w:r>
           </w:p>
         </w:tc>
@@ -2285,7 +2285,7 @@
         <w:pStyle w:val="Heading1"/>
       </w:pPr>
       <w:r>
-        <w:t>PDF Report Layout</w:t>
+        <w:t>PNG Report Layout</w:t>
       </w:r>
     </w:p>
     <w:tbl>
@@ -2703,7 +2703,7 @@
               <w:rPr>
                 <w:b/>
               </w:rPr>
-              <w:t>global_photutils_auto_tuned/{galaxy_name}_fg_removed_global.pdf and .png</w:t>
+              <w:t>global_photutils_auto_tuned/{galaxy_name}_fg_removed_global.png</w:t>
             </w:r>
           </w:p>
         </w:tc>
@@ -2789,7 +2789,7 @@
               <w:rPr>
                 <w:b/>
               </w:rPr>
-              <w:t>{galaxy_name}_fg_removed_global.pdf and .png</w:t>
+              <w:t>{galaxy_name}_fg_removed_global.png</w:t>
             </w:r>
           </w:p>
         </w:tc>

--- a/Foreground Masking/documentation/Global Photutils Foreground Candidate Report Documentation.docx
+++ b/Foreground Masking/documentation/Global Photutils Foreground Candidate Report Documentation.docx
@@ -254,7 +254,7 @@
           </w:tcPr>
           <w:p>
             <w:r>
-              <w:t>2026-07-22</w:t>
+              <w:t>2026-07-27</w:t>
             </w:r>
           </w:p>
         </w:tc>
@@ -2965,7 +2965,7 @@
           </w:tcPr>
           <w:p>
             <w:r>
-              <w:t>python "Foreground Masking/bar_spike_gated_foreground_report.py" --all --masking-mode global --auto-tune --output-dir "D:\Dropbox\Public Documents\UCLAN\MSc Research\Remove foreground objects\global_photutils_auto_tuned"</w:t>
+              <w:t>python "Foreground Masking/PhotUtils/bar_spike_gated_foreground_report.py" --all --masking-mode global --auto-tune --output-dir "D:\Dropbox\Public Documents\UCLAN\MSc Research\Remove foreground objects\global_photutils_auto_tuned"</w:t>
             </w:r>
           </w:p>
         </w:tc>
@@ -3008,7 +3008,7 @@
           </w:tcPr>
           <w:p>
             <w:r>
-              <w:t>python "Foreground Masking/bar_spike_gated_foreground_report.py" --names NGC7418 --masking-mode global --auto-tune --output-dir "D:\Dropbox\Public Documents\UCLAN\MSc Research\Remove foreground objects\global_photutils_auto_tuned"</w:t>
+              <w:t>python "Foreground Masking/PhotUtils/bar_spike_gated_foreground_report.py" --names NGC7418 --masking-mode global --auto-tune --output-dir "D:\Dropbox\Public Documents\UCLAN\MSc Research\Remove foreground objects\global_photutils_auto_tuned"</w:t>
             </w:r>
           </w:p>
         </w:tc>
@@ -3051,7 +3051,7 @@
           </w:tcPr>
           <w:p>
             <w:r>
-              <w:t>python "Foreground Masking/bar_spike_gated_foreground_report.py" --all --masking-mode global --detection-nsigma 3.5 --output-dir "D:\Dropbox\Public Documents\UCLAN\MSc Research\Remove foreground objects\global_photutils_3p5_sigma"</w:t>
+              <w:t>python "Foreground Masking/PhotUtils/bar_spike_gated_foreground_report.py" --all --masking-mode global --detection-nsigma 3.5 --output-dir "D:\Dropbox\Public Documents\UCLAN\MSc Research\Remove foreground objects\global_photutils_3p5_sigma"</w:t>
             </w:r>
           </w:p>
         </w:tc>
@@ -3094,7 +3094,7 @@
           </w:tcPr>
           <w:p>
             <w:r>
-              <w:t>python "Foreground Masking/photutils_global_from_bar_spike_calibration.py"</w:t>
+              <w:t>python "Foreground Masking/PhotUtils/photutils_global_from_bar_spike_calibration.py"</w:t>
             </w:r>
           </w:p>
         </w:tc>
@@ -3137,7 +3137,7 @@
           </w:tcPr>
           <w:p>
             <w:r>
-              <w:t>python "Foreground Masking/optimise_photutils_global_parameters.py" --nsigmas 5.0 4.5 4.0 3.5 --dilations 1 2 3 --max-areas 150 300 500 --max-elongations 3 4 6</w:t>
+              <w:t>python "Foreground Masking/PhotUtils/optimise_photutils_global_parameters.py" --nsigmas 5.0 4.5 4.0 3.5 --dilations 1 2 3 --max-areas 150 300 500 --max-elongations 3 4 6</w:t>
             </w:r>
           </w:p>
         </w:tc>
